--- a/report/report.docx
+++ b/report/report.docx
@@ -1322,7 +1322,6 @@
         <w:rPr>
           <w:rFonts w:ascii="Times New Roman" w:hAnsi="Times New Roman" w:cs="Times New Roman"/>
           <w:sz w:val="28"/>
-          <w:lang w:val="en-US"/>
         </w:rPr>
       </w:pPr>
       <w:r>
@@ -1410,7 +1409,21 @@
           <w:rFonts w:ascii="Times New Roman" w:hAnsi="Times New Roman" w:cs="Times New Roman"/>
           <w:sz w:val="28"/>
         </w:rPr>
-        <w:t xml:space="preserve"> Суть задачи – читать может сколько процессов одновременно, записывать – только один</w:t>
+        <w:t xml:space="preserve"> Суть задачи – читать может </w:t>
+      </w:r>
+      <w:r>
+        <w:rPr>
+          <w:rFonts w:ascii="Times New Roman" w:hAnsi="Times New Roman" w:cs="Times New Roman"/>
+          <w:sz w:val="28"/>
+        </w:rPr>
+        <w:t>не</w:t>
+      </w:r>
+      <w:r>
+        <w:rPr>
+          <w:rFonts w:ascii="Times New Roman" w:hAnsi="Times New Roman" w:cs="Times New Roman"/>
+          <w:sz w:val="28"/>
+        </w:rPr>
+        <w:t>сколько процессов одновременно, записывать – только один</w:t>
       </w:r>
       <w:r>
         <w:rPr>
@@ -1475,7 +1488,14 @@
           <w:sz w:val="28"/>
           <w:lang w:val="en-US"/>
         </w:rPr>
-        <w:t>Entry</w:t>
+        <w:t>e</w:t>
+      </w:r>
+      <w:r>
+        <w:rPr>
+          <w:sz w:val="28"/>
+          <w:lang w:val="en-US"/>
+        </w:rPr>
+        <w:t>ntry</w:t>
       </w:r>
       <w:r>
         <w:rPr>
@@ -1554,6 +1574,12 @@
         </w:rPr>
         <w:t xml:space="preserve"> – его ждут читатели, если в момент попытки начала чтения еще происходит запись</w:t>
       </w:r>
+      <w:r>
+        <w:rPr>
+          <w:sz w:val="28"/>
+        </w:rPr>
+        <w:t>.</w:t>
+      </w:r>
     </w:p>
     <w:p>
       <w:pPr>
@@ -1616,7 +1642,21 @@
           <w:rFonts w:ascii="Times New Roman" w:hAnsi="Times New Roman" w:cs="Times New Roman"/>
           <w:sz w:val="28"/>
         </w:rPr>
-        <w:t xml:space="preserve"> описана логика, по которой выбирается один из трех семафоров, кому передать эстафету.</w:t>
+        <w:t xml:space="preserve"> описана логика, по которой выбирается один из трех семафоров, ко</w:t>
+      </w:r>
+      <w:r>
+        <w:rPr>
+          <w:rFonts w:ascii="Times New Roman" w:hAnsi="Times New Roman" w:cs="Times New Roman"/>
+          <w:sz w:val="28"/>
+        </w:rPr>
+        <w:t>тором</w:t>
+      </w:r>
+      <w:r>
+        <w:rPr>
+          <w:rFonts w:ascii="Times New Roman" w:hAnsi="Times New Roman" w:cs="Times New Roman"/>
+          <w:sz w:val="28"/>
+        </w:rPr>
+        <w:t>у передать эстафету.</w:t>
       </w:r>
     </w:p>
     <w:p>
@@ -1958,14 +1998,7 @@
           <w:rFonts w:ascii="Times New Roman" w:hAnsi="Times New Roman" w:cs="Times New Roman"/>
           <w:sz w:val="28"/>
         </w:rPr>
-        <w:t>Как можно видеть, чтение происходит группами между записями, одновременного чтения и записи не происходит</w:t>
-      </w:r>
-      <w:r>
-        <w:rPr>
-          <w:rFonts w:ascii="Times New Roman" w:hAnsi="Times New Roman" w:cs="Times New Roman"/>
-          <w:sz w:val="28"/>
-        </w:rPr>
-        <w:t>.</w:t>
+        <w:t>Как можно видеть, чтение происходит группами между записями, одновременного чтения и записи не происходит.</w:t>
       </w:r>
       <w:r>
         <w:rPr>
@@ -2469,7 +2502,6 @@
           <w:rFonts w:ascii="Times New Roman" w:hAnsi="Times New Roman" w:cs="Times New Roman"/>
           <w:b/>
           <w:sz w:val="28"/>
-          <w:lang w:val="en-US"/>
         </w:rPr>
       </w:pPr>
       <w:r>
@@ -2483,9 +2515,16 @@
         <w:rPr>
           <w:rFonts w:ascii="Times New Roman" w:hAnsi="Times New Roman" w:cs="Times New Roman"/>
           <w:sz w:val="28"/>
-          <w:lang w:val="en-US"/>
-        </w:rPr>
-        <w:t xml:space="preserve"> correct</w:t>
+        </w:rPr>
+        <w:t xml:space="preserve"> </w:t>
+      </w:r>
+      <w:r>
+        <w:rPr>
+          <w:rFonts w:ascii="Times New Roman" w:hAnsi="Times New Roman" w:cs="Times New Roman"/>
+          <w:sz w:val="28"/>
+          <w:lang w:val="en-US"/>
+        </w:rPr>
+        <w:t>correct</w:t>
       </w:r>
     </w:p>
     <w:p>
@@ -3134,6 +3173,7 @@
           <w:b/>
           <w:spacing w:val="-2"/>
           <w:sz w:val="28"/>
+          <w:lang w:val="en-US"/>
         </w:rPr>
       </w:pPr>
       <w:proofErr w:type="spellStart"/>
@@ -3143,6 +3183,7 @@
           <w:b/>
           <w:spacing w:val="-2"/>
           <w:sz w:val="28"/>
+          <w:lang w:val="en-US"/>
         </w:rPr>
         <w:t>main.pml</w:t>
       </w:r>
@@ -3153,11 +3194,13 @@
         <w:ind w:left="2"/>
         <w:rPr>
           <w:sz w:val="24"/>
-        </w:rPr>
-      </w:pPr>
-      <w:r>
-        <w:rPr>
-          <w:sz w:val="24"/>
+          <w:lang w:val="en-US"/>
+        </w:rPr>
+      </w:pPr>
+      <w:r>
+        <w:rPr>
+          <w:sz w:val="24"/>
+          <w:lang w:val="en-US"/>
         </w:rPr>
         <w:t xml:space="preserve">/* * </w:t>
       </w:r>
@@ -3167,41 +3210,56 @@
         <w:ind w:left="2"/>
         <w:rPr>
           <w:sz w:val="24"/>
-        </w:rPr>
-      </w:pPr>
-      <w:r>
-        <w:rPr>
-          <w:sz w:val="24"/>
-        </w:rPr>
-        <w:t>* \</w:t>
-      </w:r>
-      <w:proofErr w:type="spellStart"/>
-      <w:r>
-        <w:rPr>
-          <w:sz w:val="24"/>
-        </w:rPr>
-        <w:t>author</w:t>
-      </w:r>
-      <w:proofErr w:type="spellEnd"/>
-      <w:r>
-        <w:rPr>
-          <w:sz w:val="24"/>
+          <w:lang w:val="en-US"/>
+        </w:rPr>
+      </w:pPr>
+      <w:r>
+        <w:rPr>
+          <w:sz w:val="24"/>
+          <w:lang w:val="en-US"/>
+        </w:rPr>
+        <w:t xml:space="preserve">* \author </w:t>
+      </w:r>
+      <w:proofErr w:type="spellStart"/>
+      <w:r>
+        <w:rPr>
+          <w:sz w:val="24"/>
+        </w:rPr>
+        <w:t>Коршков</w:t>
+      </w:r>
+      <w:proofErr w:type="spellEnd"/>
+      <w:r>
+        <w:rPr>
+          <w:sz w:val="24"/>
+          <w:lang w:val="en-US"/>
         </w:rPr>
         <w:t xml:space="preserve"> </w:t>
       </w:r>
-      <w:proofErr w:type="spellStart"/>
-      <w:r>
-        <w:rPr>
-          <w:sz w:val="24"/>
-        </w:rPr>
-        <w:t>Коршков</w:t>
-      </w:r>
-      <w:proofErr w:type="spellEnd"/>
-      <w:r>
-        <w:rPr>
-          <w:sz w:val="24"/>
-        </w:rPr>
-        <w:t xml:space="preserve"> А. А. (3343);</w:t>
+      <w:r>
+        <w:rPr>
+          <w:sz w:val="24"/>
+        </w:rPr>
+        <w:t>А</w:t>
+      </w:r>
+      <w:r>
+        <w:rPr>
+          <w:sz w:val="24"/>
+          <w:lang w:val="en-US"/>
+        </w:rPr>
+        <w:t xml:space="preserve">. </w:t>
+      </w:r>
+      <w:r>
+        <w:rPr>
+          <w:sz w:val="24"/>
+        </w:rPr>
+        <w:t>А</w:t>
+      </w:r>
+      <w:r>
+        <w:rPr>
+          <w:sz w:val="24"/>
+          <w:lang w:val="en-US"/>
+        </w:rPr>
+        <w:t>. (3343);</w:t>
       </w:r>
     </w:p>
     <w:p>
@@ -6262,7 +6320,6 @@
         <w:ind w:left="2"/>
         <w:rPr>
           <w:sz w:val="24"/>
-          <w:lang w:val="en-US"/>
         </w:rPr>
       </w:pPr>
       <w:r>
@@ -6291,7 +6348,6 @@
       <w:r>
         <w:rPr>
           <w:sz w:val="24"/>
-          <w:lang w:val="en-US"/>
         </w:rPr>
         <w:t>++;</w:t>
       </w:r>
@@ -6301,13 +6357,11 @@
         <w:ind w:left="2"/>
         <w:rPr>
           <w:sz w:val="24"/>
-          <w:lang w:val="en-US"/>
-        </w:rPr>
-      </w:pPr>
-      <w:r>
-        <w:rPr>
-          <w:sz w:val="24"/>
-          <w:lang w:val="en-US"/>
+        </w:rPr>
+      </w:pPr>
+      <w:r>
+        <w:rPr>
+          <w:sz w:val="24"/>
         </w:rPr>
         <w:tab/>
       </w:r>
@@ -6315,7 +6369,6 @@
       <w:r>
         <w:rPr>
           <w:sz w:val="24"/>
-          <w:lang w:val="en-US"/>
         </w:rPr>
         <w:t>::</w:t>
       </w:r>
@@ -6323,22 +6376,46 @@
       <w:r>
         <w:rPr>
           <w:sz w:val="24"/>
-          <w:lang w:val="en-US"/>
-        </w:rPr>
-        <w:t xml:space="preserve"> else -&gt; break;</w:t>
-      </w:r>
-    </w:p>
-    <w:p>
-      <w:pPr>
-        <w:ind w:left="2"/>
-        <w:rPr>
-          <w:sz w:val="24"/>
-        </w:rPr>
-      </w:pPr>
-      <w:r>
-        <w:rPr>
-          <w:sz w:val="24"/>
-          <w:lang w:val="en-US"/>
+        </w:rPr>
+        <w:t xml:space="preserve"> </w:t>
+      </w:r>
+      <w:r>
+        <w:rPr>
+          <w:sz w:val="24"/>
+          <w:lang w:val="en-US"/>
+        </w:rPr>
+        <w:t>else</w:t>
+      </w:r>
+      <w:r>
+        <w:rPr>
+          <w:sz w:val="24"/>
+        </w:rPr>
+        <w:t xml:space="preserve"> -&gt; </w:t>
+      </w:r>
+      <w:r>
+        <w:rPr>
+          <w:sz w:val="24"/>
+          <w:lang w:val="en-US"/>
+        </w:rPr>
+        <w:t>break</w:t>
+      </w:r>
+      <w:r>
+        <w:rPr>
+          <w:sz w:val="24"/>
+        </w:rPr>
+        <w:t>;</w:t>
+      </w:r>
+    </w:p>
+    <w:p>
+      <w:pPr>
+        <w:ind w:left="2"/>
+        <w:rPr>
+          <w:sz w:val="24"/>
+        </w:rPr>
+      </w:pPr>
+      <w:r>
+        <w:rPr>
+          <w:sz w:val="24"/>
         </w:rPr>
         <w:tab/>
       </w:r>
@@ -6376,6 +6453,7 @@
         <w:ind w:left="2"/>
         <w:rPr>
           <w:sz w:val="24"/>
+          <w:lang w:val="en-US"/>
         </w:rPr>
       </w:pPr>
       <w:r>
@@ -6384,32 +6462,26 @@
         </w:rPr>
         <w:tab/>
       </w:r>
-      <w:proofErr w:type="spellStart"/>
-      <w:r>
-        <w:rPr>
-          <w:sz w:val="24"/>
-        </w:rPr>
-        <w:t>byte</w:t>
-      </w:r>
-      <w:proofErr w:type="spellEnd"/>
-      <w:r>
-        <w:rPr>
-          <w:sz w:val="24"/>
-        </w:rPr>
-        <w:t xml:space="preserve"> j = 0;</w:t>
-      </w:r>
-    </w:p>
-    <w:p>
-      <w:pPr>
-        <w:ind w:left="2"/>
-        <w:rPr>
-          <w:sz w:val="24"/>
-          <w:lang w:val="en-US"/>
-        </w:rPr>
-      </w:pPr>
-      <w:r>
-        <w:rPr>
-          <w:sz w:val="24"/>
+      <w:r>
+        <w:rPr>
+          <w:sz w:val="24"/>
+          <w:lang w:val="en-US"/>
+        </w:rPr>
+        <w:t>byte j = 0;</w:t>
+      </w:r>
+    </w:p>
+    <w:p>
+      <w:pPr>
+        <w:ind w:left="2"/>
+        <w:rPr>
+          <w:sz w:val="24"/>
+          <w:lang w:val="en-US"/>
+        </w:rPr>
+      </w:pPr>
+      <w:r>
+        <w:rPr>
+          <w:sz w:val="24"/>
+          <w:lang w:val="en-US"/>
         </w:rPr>
         <w:tab/>
       </w:r>
